--- a/output/星火社区_01_填写说明与口径备忘.docx
+++ b/output/星火社区_01_填写说明与口径备忘.docx
@@ -4,7 +4,7 @@
   <w:body>
     <w:p>
       <w:pPr>
-        <w:spacing w:after="120" w:before="0" w:lineRule="auto" w:line="317"/>
+        <w:spacing w:after="80" w:before="0" w:lineRule="auto" w:line="317"/>
         <w:jc w:val="center"/>
       </w:pPr>
       <w:r>
@@ -13,9 +13,25 @@
           <w:b/>
           <w:i w:val="0"/>
           <w:color w:val="B88A2E"/>
-          <w:sz w:val="24"/>
+          <w:sz w:val="22"/>
         </w:rPr>
         <w:t>复兴岛星火社区  ·  OPC入驻申请</w:t>
+      </w:r>
+    </w:p>
+    <w:p>
+      <w:pPr>
+        <w:spacing w:after="80" w:before="0" w:lineRule="auto" w:line="317"/>
+        <w:jc w:val="center"/>
+      </w:pPr>
+      <w:r>
+        <w:rPr>
+          <w:rFonts w:ascii="微软雅黑" w:hAnsi="微软雅黑" w:eastAsia="宋体" w:cs="微软雅黑"/>
+          <w:b/>
+          <w:i w:val="0"/>
+          <w:color w:val="1A3A5C"/>
+          <w:sz w:val="40"/>
+        </w:rPr>
+        <w:t>填写说明（内部）</w:t>
       </w:r>
     </w:p>
     <w:p>
@@ -28,10 +44,10 @@
           <w:rFonts w:ascii="微软雅黑" w:hAnsi="微软雅黑" w:eastAsia="宋体" w:cs="微软雅黑"/>
           <w:b/>
           <w:i w:val="0"/>
-          <w:color w:val="1A3A5C"/>
-          <w:sz w:val="44"/>
+          <w:color w:val="1F6B5C"/>
+          <w:sz w:val="26"/>
         </w:rPr>
-        <w:t>填写说明（内部）</w:t>
+        <w:t>只上传02、03；系统只许一份附件时用00合订本</w:t>
       </w:r>
     </w:p>
     <w:p>
@@ -42,33 +58,17 @@
       <w:r>
         <w:rPr>
           <w:rFonts w:ascii="微软雅黑" w:hAnsi="微软雅黑" w:eastAsia="宋体" w:cs="微软雅黑"/>
-          <w:b/>
+          <w:b w:val="0"/>
           <w:i w:val="0"/>
-          <w:color w:val="1F6B5C"/>
-          <w:sz w:val="28"/>
+          <w:color w:val="555555"/>
+          <w:sz w:val="21"/>
         </w:rPr>
-        <w:t>只上传02个人简介和03业务计划书</w:t>
+        <w:t>AI智能体开发  ·  产业智库型OPC  ·  首期：政策研究智能体</w:t>
       </w:r>
     </w:p>
     <w:p>
       <w:pPr>
-        <w:spacing w:after="320" w:before="0" w:lineRule="auto" w:line="317"/>
-        <w:jc w:val="center"/>
-      </w:pPr>
-      <w:r>
-        <w:rPr>
-          <w:rFonts w:ascii="微软雅黑" w:hAnsi="微软雅黑" w:eastAsia="宋体" w:cs="微软雅黑"/>
-          <w:b w:val="0"/>
-          <w:i w:val="0"/>
-          <w:color w:val="555555"/>
-          <w:sz w:val="22"/>
-        </w:rPr>
-        <w:t>AI智能体开发  ·  产业智库型OPC  ·  首期：城市更新案例库RAG</w:t>
-      </w:r>
-    </w:p>
-    <w:p>
-      <w:pPr>
-        <w:spacing w:after="80" w:before="0" w:lineRule="auto" w:line="317"/>
+        <w:spacing w:after="60" w:before="0" w:lineRule="auto" w:line="317"/>
         <w:jc w:val="center"/>
       </w:pPr>
       <w:r>
@@ -77,14 +77,14 @@
           <w:b w:val="0"/>
           <w:i w:val="0"/>
           <w:color w:val="222222"/>
-          <w:sz w:val="24"/>
+          <w:sz w:val="22"/>
         </w:rPr>
         <w:t>申请人：胡继刚</w:t>
       </w:r>
     </w:p>
     <w:p>
       <w:pPr>
-        <w:spacing w:after="80" w:before="0" w:lineRule="auto" w:line="317"/>
+        <w:spacing w:after="60" w:before="0" w:lineRule="auto" w:line="317"/>
         <w:jc w:val="center"/>
       </w:pPr>
       <w:r>
@@ -93,14 +93,14 @@
           <w:b w:val="0"/>
           <w:i w:val="0"/>
           <w:color w:val="222222"/>
-          <w:sz w:val="24"/>
+          <w:sz w:val="22"/>
         </w:rPr>
         <w:t>项目：AIDEN产业智能体</w:t>
       </w:r>
     </w:p>
     <w:p>
       <w:pPr>
-        <w:spacing w:after="80" w:before="0" w:lineRule="auto" w:line="317"/>
+        <w:spacing w:after="60" w:before="0" w:lineRule="auto" w:line="317"/>
         <w:jc w:val="center"/>
       </w:pPr>
       <w:r>
@@ -109,14 +109,14 @@
           <w:b w:val="0"/>
           <w:i w:val="0"/>
           <w:color w:val="222222"/>
-          <w:sz w:val="24"/>
+          <w:sz w:val="22"/>
         </w:rPr>
-        <w:t>赛道：AI智能体开发　　盈利模式：技术开发、服务收费</w:t>
+        <w:t>赛道：AI智能体开发　　盈利模式：服务收费、技术开发</w:t>
       </w:r>
     </w:p>
     <w:p>
       <w:pPr>
-        <w:spacing w:after="80" w:before="240" w:lineRule="auto" w:line="317"/>
+        <w:spacing w:after="80" w:before="160" w:lineRule="auto" w:line="317"/>
         <w:jc w:val="center"/>
       </w:pPr>
       <w:r>
@@ -125,14 +125,14 @@
           <w:b w:val="0"/>
           <w:i w:val="0"/>
           <w:color w:val="222222"/>
-          <w:sz w:val="24"/>
+          <w:sz w:val="22"/>
         </w:rPr>
-        <w:t>2026年9月6日  修订稿</w:t>
+        <w:t>2026年9月6日  最终稿</w:t>
       </w:r>
     </w:p>
     <w:p>
       <w:pPr>
-        <w:spacing w:after="160" w:before="200" w:lineRule="auto" w:line="317"/>
+        <w:spacing w:after="160" w:before="120" w:lineRule="auto" w:line="317"/>
         <w:jc w:val="center"/>
       </w:pPr>
       <w:r>
@@ -262,6 +262,66 @@
                 <w:color w:val="222222"/>
                 <w:sz w:val="19"/>
               </w:rPr>
+              <w:t>00 正式稿合订本</w:t>
+            </w:r>
+          </w:p>
+        </w:tc>
+        <w:tc>
+          <w:tcPr>
+            <w:tcW w:type="dxa" w:w="4649"/>
+            <w:shd w:fill="FFFFFF" w:val="clear"/>
+            <w:tcBorders>
+              <w:top w:val="single" w:sz="4" w:color="C5D0DC"/>
+              <w:left w:val="single" w:sz="4" w:color="C5D0DC"/>
+              <w:bottom w:val="single" w:sz="4" w:color="C5D0DC"/>
+              <w:right w:val="single" w:sz="4" w:color="C5D0DC"/>
+            </w:tcBorders>
+            <w:vAlign w:val="center"/>
+          </w:tcPr>
+          <w:p>
+            <w:pPr>
+              <w:spacing w:after="40" w:before="40"/>
+              <w:jc w:val="left"/>
+            </w:pPr>
+            <w:r/>
+            <w:r>
+              <w:rPr>
+                <w:rFonts w:ascii="微软雅黑" w:hAnsi="微软雅黑" w:eastAsia="宋体" w:cs="微软雅黑"/>
+                <w:b w:val="0"/>
+                <w:color w:val="222222"/>
+                <w:sz w:val="19"/>
+              </w:rPr>
+              <w:t>仅当系统只允许一个附件时使用（只含02+03）</w:t>
+            </w:r>
+          </w:p>
+        </w:tc>
+      </w:tr>
+      <w:tr>
+        <w:tc>
+          <w:tcPr>
+            <w:tcW w:type="dxa" w:w="4649"/>
+            <w:shd w:fill="F7F1E4" w:val="clear"/>
+            <w:tcBorders>
+              <w:top w:val="single" w:sz="4" w:color="C5D0DC"/>
+              <w:left w:val="single" w:sz="4" w:color="C5D0DC"/>
+              <w:bottom w:val="single" w:sz="4" w:color="C5D0DC"/>
+              <w:right w:val="single" w:sz="4" w:color="C5D0DC"/>
+            </w:tcBorders>
+            <w:vAlign w:val="center"/>
+          </w:tcPr>
+          <w:p>
+            <w:pPr>
+              <w:spacing w:after="40" w:before="40"/>
+              <w:jc w:val="left"/>
+            </w:pPr>
+            <w:r/>
+            <w:r>
+              <w:rPr>
+                <w:rFonts w:ascii="微软雅黑" w:hAnsi="微软雅黑" w:eastAsia="宋体" w:cs="微软雅黑"/>
+                <w:b w:val="0"/>
+                <w:color w:val="222222"/>
+                <w:sz w:val="19"/>
+              </w:rPr>
               <w:t>02 个人简介</w:t>
             </w:r>
           </w:p>
@@ -269,7 +329,7 @@
         <w:tc>
           <w:tcPr>
             <w:tcW w:type="dxa" w:w="4649"/>
-            <w:shd w:fill="FFFFFF" w:val="clear"/>
+            <w:shd w:fill="F7F1E4" w:val="clear"/>
             <w:tcBorders>
               <w:top w:val="single" w:sz="4" w:color="C5D0DC"/>
               <w:left w:val="single" w:sz="4" w:color="C5D0DC"/>
@@ -300,7 +360,7 @@
         <w:tc>
           <w:tcPr>
             <w:tcW w:type="dxa" w:w="4649"/>
-            <w:shd w:fill="F7F1E4" w:val="clear"/>
+            <w:shd w:fill="FFFFFF" w:val="clear"/>
             <w:tcBorders>
               <w:top w:val="single" w:sz="4" w:color="C5D0DC"/>
               <w:left w:val="single" w:sz="4" w:color="C5D0DC"/>
@@ -329,7 +389,7 @@
         <w:tc>
           <w:tcPr>
             <w:tcW w:type="dxa" w:w="4649"/>
-            <w:shd w:fill="F7F1E4" w:val="clear"/>
+            <w:shd w:fill="FFFFFF" w:val="clear"/>
             <w:tcBorders>
               <w:top w:val="single" w:sz="4" w:color="C5D0DC"/>
               <w:left w:val="single" w:sz="4" w:color="C5D0DC"/>
@@ -360,7 +420,7 @@
         <w:tc>
           <w:tcPr>
             <w:tcW w:type="dxa" w:w="4649"/>
-            <w:shd w:fill="FFFFFF" w:val="clear"/>
+            <w:shd w:fill="F7F1E4" w:val="clear"/>
             <w:tcBorders>
               <w:top w:val="single" w:sz="4" w:color="C5D0DC"/>
               <w:left w:val="single" w:sz="4" w:color="C5D0DC"/>
@@ -389,7 +449,7 @@
         <w:tc>
           <w:tcPr>
             <w:tcW w:type="dxa" w:w="4649"/>
-            <w:shd w:fill="FFFFFF" w:val="clear"/>
+            <w:shd w:fill="F7F1E4" w:val="clear"/>
             <w:tcBorders>
               <w:top w:val="single" w:sz="4" w:color="C5D0DC"/>
               <w:left w:val="single" w:sz="4" w:color="C5D0DC"/>
@@ -420,7 +480,7 @@
         <w:tc>
           <w:tcPr>
             <w:tcW w:type="dxa" w:w="4649"/>
-            <w:shd w:fill="F7F1E4" w:val="clear"/>
+            <w:shd w:fill="FFFFFF" w:val="clear"/>
             <w:tcBorders>
               <w:top w:val="single" w:sz="4" w:color="C5D0DC"/>
               <w:left w:val="single" w:sz="4" w:color="C5D0DC"/>
@@ -449,7 +509,7 @@
         <w:tc>
           <w:tcPr>
             <w:tcW w:type="dxa" w:w="4649"/>
-            <w:shd w:fill="F7F1E4" w:val="clear"/>
+            <w:shd w:fill="FFFFFF" w:val="clear"/>
             <w:tcBorders>
               <w:top w:val="single" w:sz="4" w:color="C5D0DC"/>
               <w:left w:val="single" w:sz="4" w:color="C5D0DC"/>
@@ -983,7 +1043,7 @@
                 <w:color w:val="222222"/>
                 <w:sz w:val="19"/>
               </w:rPr>
-              <w:t>技术开发、服务收费（可多选则两项都勾）</w:t>
+              <w:t>服务收费、技术开发（可多选则两项都勾）</w:t>
             </w:r>
           </w:p>
         </w:tc>
@@ -1261,7 +1321,7 @@
           <w:color w:val="222222"/>
           <w:sz w:val="22"/>
         </w:rPr>
-        <w:t>提交系统时只上传 02 个人简介、03 业务计划书。01、04 仅供自己填表，不要把备选稿一并上传。</w:t>
+        <w:t>提交系统时上传 02 个人简介、03 业务计划书。若系统只允许一个附件，可改用 00 正式稿合订本（仅含二者正文）。01、04 不要上传。</w:t>
       </w:r>
     </w:p>
     <w:p>
@@ -1276,7 +1336,7 @@
           <w:color w:val="222222"/>
           <w:sz w:val="22"/>
         </w:rPr>
-        <w:t>首页「最终答案」按字段上限粘贴。约100字产品、≤300字项目简介、≤200字个人简介已按去空格计字。</w:t>
+        <w:t>04 每个字段只有一版推荐答案，不要再用旧的超限备份。</w:t>
       </w:r>
     </w:p>
     <w:p>
@@ -1291,7 +1351,7 @@
           <w:color w:val="222222"/>
           <w:sz w:val="22"/>
         </w:rPr>
-        <w:t>盈利模式勾选：技术开发、服务收费。</w:t>
+        <w:t>盈利模式勾选：服务收费、技术开发。</w:t>
       </w:r>
     </w:p>
     <w:p>
@@ -1321,7 +1381,7 @@
           <w:color w:val="222222"/>
           <w:sz w:val="22"/>
         </w:rPr>
-        <w:t>职称按证书原文「副教授级高级工程师」填写；若证书印制不同，以证书为准。</w:t>
+        <w:t>职称按证书原文「副教授级高级工程师」填写，与研究平台职务分开列。</w:t>
       </w:r>
     </w:p>
     <w:p>
@@ -1336,7 +1396,7 @@
           <w:color w:val="222222"/>
           <w:sz w:val="22"/>
         </w:rPr>
-        <w:t>不要填写上海市工商联房地产商会秘书长：该商会官网现任秘书长为李祥，公开报道中申请人是以住房政策研究中心秘书长身份出席相关活动。</w:t>
+        <w:t>不要填写上海市工商联房地产商会秘书长。</w:t>
       </w:r>
     </w:p>
     <w:p>
@@ -1370,7 +1430,7 @@
           <w:color w:val="222222"/>
           <w:sz w:val="22"/>
         </w:rPr>
-        <w:t>已删除户籍／出生地中的吉林表述。</w:t>
+        <w:t>已删除户籍中的吉林表述、证件号码和详细门牌。</w:t>
       </w:r>
     </w:p>
     <w:p>
@@ -1385,7 +1445,7 @@
           <w:color w:val="222222"/>
           <w:sz w:val="22"/>
         </w:rPr>
-        <w:t>已删除证件号码、详细门牌；历史提交如仍含上述信息，以本修订稿和仓库历史清理为准。</w:t>
+        <w:t>未写入公开来源不足以核验的商会职务。</w:t>
       </w:r>
     </w:p>
     <w:p>
@@ -1400,7 +1460,7 @@
           <w:color w:val="222222"/>
           <w:sz w:val="22"/>
         </w:rPr>
-        <w:t>未写入上海市工商联房地产商会秘书长、上海山东省商会理事、城市更新评审专家等公开来源不足以核验的职务。</w:t>
+        <w:t>正式稿不写内部填报话术；合订本若使用，只含个人简介和业务计划书。</w:t>
       </w:r>
     </w:p>
     <w:sectPr>
